--- a/pr-preview/pr-12/chapters/predicates-quantifiers-tracked-changes.docx
+++ b/pr-preview/pr-12/chapters/predicates-quantifiers-tracked-changes.docx
@@ -24,7 +24,7 @@
       </w:pPr>
       <w:del w:id="1" w:author="PR Preview" w:date="2026-01-01T00:00:00Z">
         <w:r>
-          <w:delText xml:space="preserve">Last modified: 2026-10-23 12:46:33 (PDT)</w:delText>
+          <w:delText xml:space="preserve">Last modified: 2026-10-23 14:04:52 (PDT)</w:delText>
         </w:r>
       </w:del>
     </w:p>
@@ -34,7 +34,7 @@
       </w:pPr>
       <w:ins w:id="2" w:author="PR Preview" w:date="2026-01-01T00:00:00Z">
         <w:r>
-          <w:t xml:space="preserve">Last modified: 2026-10-23 13:47:53 (PDT)</w:t>
+          <w:t xml:space="preserve">Last modified: 2026-10-23 13:57:50 (PDT)</w:t>
         </w:r>
       </w:ins>
     </w:p>
